--- a/public/artifacts/ursuline_serviam_ai_student_handout.docx
+++ b/public/artifacts/ursuline_serviam_ai_student_handout.docx
@@ -4,13 +4,13 @@
   <w:body>
     <w:p>
       <w:pPr>
-        <w:jc w:val="center"/>
+        <w:spacing w:before="80" w:after="40"/>
       </w:pPr>
       <w:r>
         <w:rPr>
-          <w:rFonts w:ascii="Aptos Display" w:hAnsi="Aptos Display"/>
+          <w:rFonts w:ascii="Georgia" w:hAnsi="Georgia"/>
           <w:b/>
-          <w:color w:val="1D4A32"/>
+          <w:color w:val="003F35"/>
           <w:sz w:val="44"/>
         </w:rPr>
         <w:t>SERVIAM AI Use Card</w:t>
@@ -18,86 +18,232 @@
     </w:p>
     <w:p>
       <w:pPr>
-        <w:jc w:val="center"/>
+        <w:spacing w:after="160"/>
       </w:pPr>
       <w:r>
         <w:rPr>
           <w:rFonts w:ascii="Aptos" w:hAnsi="Aptos"/>
           <w:i/>
-          <w:color w:val="505050"/>
-          <w:sz w:val="24"/>
+          <w:color w:val="616E69"/>
+          <w:sz w:val="20"/>
         </w:rPr>
         <w:t>Student handout for AI, the Brain, and Serviam</w:t>
       </w:r>
     </w:p>
-    <w:p/>
     <w:p>
       <w:pPr>
-        <w:pStyle w:val="Heading1"/>
+        <w:spacing w:before="0" w:after="120"/>
+        <w:pBdr>
+          <w:bottom w:val="single" w:sz="10" w:space="1" w:color="005C49"/>
+        </w:pBdr>
+      </w:pPr>
+    </w:p>
+    <w:tbl>
+      <w:tblPr>
+        <w:tblW w:type="auto" w:w="0"/>
+        <w:jc w:val="center"/>
+        <w:tblLook w:firstColumn="1" w:firstRow="1" w:lastColumn="0" w:lastRow="0" w:noHBand="0" w:noVBand="1" w:val="04A0"/>
+      </w:tblPr>
+      <w:tblGrid>
+        <w:gridCol w:w="10512"/>
+      </w:tblGrid>
+      <w:tr>
+        <w:tc>
+          <w:tcPr>
+            <w:tcW w:type="dxa" w:w="10512"/>
+            <w:shd w:fill="F7F4EE"/>
+            <w:tcBorders>
+              <w:top w:val="single" w:sz="8" w:space="0" w:color="D8E1DD"/>
+              <w:left w:val="single" w:sz="8" w:space="0" w:color="D8E1DD"/>
+              <w:bottom w:val="single" w:sz="8" w:space="0" w:color="D8E1DD"/>
+              <w:right w:val="single" w:sz="8" w:space="0" w:color="D8E1DD"/>
+            </w:tcBorders>
+            <w:tcMar>
+              <w:top w:w="100" w:type="dxa"/>
+              <w:bottom w:w="100" w:type="dxa"/>
+              <w:left w:w="150" w:type="dxa"/>
+              <w:right w:w="150" w:type="dxa"/>
+            </w:tcMar>
+          </w:tcPr>
+          <w:p>
+            <w:pPr>
+              <w:spacing w:after="40" w:line="252" w:lineRule="auto"/>
+            </w:pPr>
+            <w:r>
+              <w:rPr>
+                <w:rFonts w:ascii="Aptos" w:hAnsi="Aptos"/>
+                <w:b/>
+                <w:i w:val="0"/>
+                <w:color w:val="003F35"/>
+                <w:sz w:val="19"/>
+              </w:rPr>
+              <w:t>Big idea</w:t>
+            </w:r>
+          </w:p>
+          <w:p>
+            <w:pPr>
+              <w:spacing w:after="40" w:line="252" w:lineRule="auto"/>
+            </w:pPr>
+            <w:r>
+              <w:rPr>
+                <w:rFonts w:ascii="Aptos" w:hAnsi="Aptos"/>
+                <w:b w:val="0"/>
+                <w:i w:val="0"/>
+                <w:color w:val="17231F"/>
+                <w:sz w:val="18"/>
+              </w:rPr>
+              <w:t>AI can generate words, images, code, and ideas. Humans still need to question, verify, explain, and decide.</w:t>
+            </w:r>
+          </w:p>
+        </w:tc>
+      </w:tr>
+    </w:tbl>
+    <w:p>
+      <w:pPr>
+        <w:pStyle w:val="Heading2"/>
+        <w:spacing w:before="120" w:after="80"/>
       </w:pPr>
       <w:r>
-        <w:t>Big idea</w:t>
-      </w:r>
-    </w:p>
-    <w:p>
-      <w:r>
-        <w:t>AI can generate words, images, code, and ideas. Humans still need to question, verify, explain, and decide.</w:t>
-      </w:r>
-    </w:p>
-    <w:p>
-      <w:pPr>
-        <w:pStyle w:val="Heading1"/>
-      </w:pPr>
-      <w:r>
+        <w:rPr>
+          <w:rFonts w:ascii="Georgia" w:hAnsi="Georgia"/>
+          <w:b/>
+          <w:color w:val="005C49"/>
+          <w:sz w:val="26"/>
+        </w:rPr>
         <w:t>How a language model responds</w:t>
       </w:r>
     </w:p>
+    <w:tbl>
+      <w:tblPr>
+        <w:tblW w:type="auto" w:w="0"/>
+        <w:jc w:val="center"/>
+        <w:tblLook w:firstColumn="1" w:firstRow="1" w:lastColumn="0" w:lastRow="0" w:noHBand="0" w:noVBand="1" w:val="04A0"/>
+      </w:tblPr>
+      <w:tblGrid>
+        <w:gridCol w:w="10512"/>
+      </w:tblGrid>
+      <w:tr>
+        <w:tc>
+          <w:tcPr>
+            <w:tcW w:type="dxa" w:w="10512"/>
+            <w:shd w:fill="E8F2EE"/>
+            <w:tcBorders>
+              <w:top w:val="single" w:sz="8" w:space="0" w:color="005C49"/>
+              <w:left w:val="single" w:sz="8" w:space="0" w:color="005C49"/>
+              <w:bottom w:val="single" w:sz="8" w:space="0" w:color="005C49"/>
+              <w:right w:val="single" w:sz="8" w:space="0" w:color="005C49"/>
+            </w:tcBorders>
+            <w:tcMar>
+              <w:top w:w="100" w:type="dxa"/>
+              <w:bottom w:w="100" w:type="dxa"/>
+              <w:left w:w="150" w:type="dxa"/>
+              <w:right w:w="150" w:type="dxa"/>
+            </w:tcMar>
+          </w:tcPr>
+          <w:p>
+            <w:pPr>
+              <w:spacing w:after="40" w:line="252" w:lineRule="auto"/>
+            </w:pPr>
+            <w:r>
+              <w:rPr>
+                <w:rFonts w:ascii="Aptos" w:hAnsi="Aptos"/>
+                <w:b/>
+                <w:i w:val="0"/>
+                <w:color w:val="003F35"/>
+                <w:sz w:val="19"/>
+              </w:rPr>
+              <w:t>Pathway</w:t>
+            </w:r>
+          </w:p>
+          <w:p>
+            <w:pPr>
+              <w:spacing w:after="40" w:line="252" w:lineRule="auto"/>
+            </w:pPr>
+            <w:r>
+              <w:rPr>
+                <w:rFonts w:ascii="Aptos" w:hAnsi="Aptos"/>
+                <w:b w:val="0"/>
+                <w:i w:val="0"/>
+                <w:color w:val="17231F"/>
+                <w:sz w:val="18"/>
+              </w:rPr>
+              <w:t>Prompt -&gt; tokens -&gt; numbers -&gt; attention -&gt; probability -&gt; response -&gt; human review</w:t>
+            </w:r>
+          </w:p>
+        </w:tc>
+      </w:tr>
+    </w:tbl>
     <w:p>
+      <w:pPr>
+        <w:spacing w:after="60" w:line="252" w:lineRule="auto"/>
+      </w:pPr>
       <w:r>
-        <w:t>Prompt -&gt; tokens -&gt; numbers -&gt; attention -&gt; probability -&gt; response -&gt; human review</w:t>
-      </w:r>
-    </w:p>
-    <w:p>
-      <w:r>
+        <w:rPr>
+          <w:rFonts w:ascii="Aptos" w:hAnsi="Aptos"/>
+          <w:b w:val="0"/>
+          <w:i w:val="0"/>
+          <w:color w:val="17231F"/>
+          <w:sz w:val="18"/>
+        </w:rPr>
         <w:t>Simple version: AI breaks your prompt into pieces, turns those pieces into math, uses context to decide what matters, and predicts likely next pieces of language.</w:t>
       </w:r>
     </w:p>
     <w:p>
       <w:pPr>
-        <w:pStyle w:val="Heading1"/>
+        <w:pStyle w:val="Heading2"/>
+        <w:spacing w:before="120" w:after="80"/>
       </w:pPr>
       <w:r>
+        <w:rPr>
+          <w:rFonts w:ascii="Georgia" w:hAnsi="Georgia"/>
+          <w:b/>
+          <w:color w:val="005C49"/>
+          <w:sz w:val="26"/>
+        </w:rPr>
         <w:t>The SERVIAM AI Protocol</w:t>
       </w:r>
     </w:p>
     <w:tbl>
       <w:tblPr>
-        <w:tblStyle w:val="TableGrid"/>
         <w:tblW w:type="auto" w:w="0"/>
         <w:jc w:val="center"/>
+        <w:tblLayout w:type="autofit"/>
         <w:tblLook w:firstColumn="1" w:firstRow="1" w:lastColumn="0" w:lastRow="0" w:noHBand="0" w:noVBand="1" w:val="04A0"/>
       </w:tblPr>
       <w:tblGrid>
-        <w:gridCol w:w="3408"/>
-        <w:gridCol w:w="3408"/>
-        <w:gridCol w:w="3408"/>
+        <w:gridCol w:w="3504"/>
+        <w:gridCol w:w="3504"/>
+        <w:gridCol w:w="3504"/>
       </w:tblGrid>
       <w:tr>
         <w:tc>
           <w:tcPr>
             <w:tcW w:type="dxa" w:w="792"/>
-            <w:shd w:fill="1d4a32"/>
-            <w:vAlign w:val="top"/>
+            <w:shd w:fill="005C49"/>
+            <w:tcBorders>
+              <w:top w:val="single" w:sz="6" w:space="0" w:color="005C49"/>
+              <w:left w:val="single" w:sz="6" w:space="0" w:color="005C49"/>
+              <w:bottom w:val="single" w:sz="6" w:space="0" w:color="005C49"/>
+              <w:right w:val="single" w:sz="6" w:space="0" w:color="005C49"/>
+            </w:tcBorders>
+            <w:tcMar>
+              <w:top w:w="80" w:type="dxa"/>
+              <w:bottom w:w="80" w:type="dxa"/>
+              <w:left w:w="100" w:type="dxa"/>
+              <w:right w:w="100" w:type="dxa"/>
+            </w:tcMar>
           </w:tcPr>
           <w:p>
             <w:pPr>
-              <w:spacing w:after="0"/>
+              <w:spacing w:after="40" w:line="252" w:lineRule="auto"/>
             </w:pPr>
-            <w:r/>
             <w:r>
               <w:rPr>
+                <w:rFonts w:ascii="Aptos" w:hAnsi="Aptos"/>
                 <w:b/>
+                <w:i w:val="0"/>
                 <w:color w:val="FFFFFF"/>
+                <w:sz w:val="16"/>
               </w:rPr>
               <w:t>Letter</w:t>
             </w:r>
@@ -106,18 +252,31 @@
         <w:tc>
           <w:tcPr>
             <w:tcW w:type="dxa" w:w="2880"/>
-            <w:shd w:fill="1d4a32"/>
-            <w:vAlign w:val="top"/>
+            <w:shd w:fill="005C49"/>
+            <w:tcBorders>
+              <w:top w:val="single" w:sz="6" w:space="0" w:color="005C49"/>
+              <w:left w:val="single" w:sz="6" w:space="0" w:color="005C49"/>
+              <w:bottom w:val="single" w:sz="6" w:space="0" w:color="005C49"/>
+              <w:right w:val="single" w:sz="6" w:space="0" w:color="005C49"/>
+            </w:tcBorders>
+            <w:tcMar>
+              <w:top w:w="80" w:type="dxa"/>
+              <w:bottom w:w="80" w:type="dxa"/>
+              <w:left w:w="100" w:type="dxa"/>
+              <w:right w:w="100" w:type="dxa"/>
+            </w:tcMar>
           </w:tcPr>
           <w:p>
             <w:pPr>
-              <w:spacing w:after="0"/>
+              <w:spacing w:after="40" w:line="252" w:lineRule="auto"/>
             </w:pPr>
-            <w:r/>
             <w:r>
               <w:rPr>
+                <w:rFonts w:ascii="Aptos" w:hAnsi="Aptos"/>
                 <w:b/>
+                <w:i w:val="0"/>
                 <w:color w:val="FFFFFF"/>
+                <w:sz w:val="16"/>
               </w:rPr>
               <w:t>Move</w:t>
             </w:r>
@@ -125,19 +284,32 @@
         </w:tc>
         <w:tc>
           <w:tcPr>
-            <w:tcW w:type="dxa" w:w="6624"/>
-            <w:shd w:fill="1d4a32"/>
-            <w:vAlign w:val="top"/>
+            <w:tcW w:type="dxa" w:w="6480"/>
+            <w:shd w:fill="005C49"/>
+            <w:tcBorders>
+              <w:top w:val="single" w:sz="6" w:space="0" w:color="005C49"/>
+              <w:left w:val="single" w:sz="6" w:space="0" w:color="005C49"/>
+              <w:bottom w:val="single" w:sz="6" w:space="0" w:color="005C49"/>
+              <w:right w:val="single" w:sz="6" w:space="0" w:color="005C49"/>
+            </w:tcBorders>
+            <w:tcMar>
+              <w:top w:w="80" w:type="dxa"/>
+              <w:bottom w:w="80" w:type="dxa"/>
+              <w:left w:w="100" w:type="dxa"/>
+              <w:right w:w="100" w:type="dxa"/>
+            </w:tcMar>
           </w:tcPr>
           <w:p>
             <w:pPr>
-              <w:spacing w:after="0"/>
+              <w:spacing w:after="40" w:line="252" w:lineRule="auto"/>
             </w:pPr>
-            <w:r/>
             <w:r>
               <w:rPr>
+                <w:rFonts w:ascii="Aptos" w:hAnsi="Aptos"/>
                 <w:b/>
+                <w:i w:val="0"/>
                 <w:color w:val="FFFFFF"/>
+                <w:sz w:val="16"/>
               </w:rPr>
               <w:t>Ask yourself</w:t>
             </w:r>
@@ -147,17 +319,31 @@
       <w:tr>
         <w:tc>
           <w:tcPr>
-            <w:tcW w:type="dxa" w:w="792"/>
-            <w:vAlign w:val="top"/>
+            <w:tcW w:type="dxa" w:w="3504"/>
+            <w:shd w:fill="FFFFFF"/>
+            <w:tcBorders>
+              <w:top w:val="single" w:sz="6" w:space="0" w:color="D8E1DD"/>
+              <w:left w:val="single" w:sz="6" w:space="0" w:color="D8E1DD"/>
+              <w:bottom w:val="single" w:sz="6" w:space="0" w:color="D8E1DD"/>
+              <w:right w:val="single" w:sz="6" w:space="0" w:color="D8E1DD"/>
+            </w:tcBorders>
+            <w:tcMar>
+              <w:top w:w="80" w:type="dxa"/>
+              <w:bottom w:w="80" w:type="dxa"/>
+              <w:left w:w="100" w:type="dxa"/>
+              <w:right w:w="100" w:type="dxa"/>
+            </w:tcMar>
           </w:tcPr>
           <w:p>
             <w:pPr>
-              <w:spacing w:after="0"/>
+              <w:spacing w:after="40" w:line="252" w:lineRule="auto"/>
             </w:pPr>
-            <w:r/>
             <w:r>
               <w:rPr>
-                <w:b w:val="0"/>
+                <w:rFonts w:ascii="Aptos" w:hAnsi="Aptos"/>
+                <w:i w:val="0"/>
+                <w:color w:val="17231F"/>
+                <w:sz w:val="16"/>
               </w:rPr>
               <w:t>S</w:t>
             </w:r>
@@ -165,17 +351,31 @@
         </w:tc>
         <w:tc>
           <w:tcPr>
-            <w:tcW w:type="dxa" w:w="2880"/>
-            <w:vAlign w:val="top"/>
+            <w:tcW w:type="dxa" w:w="3504"/>
+            <w:shd w:fill="FFFFFF"/>
+            <w:tcBorders>
+              <w:top w:val="single" w:sz="6" w:space="0" w:color="D8E1DD"/>
+              <w:left w:val="single" w:sz="6" w:space="0" w:color="D8E1DD"/>
+              <w:bottom w:val="single" w:sz="6" w:space="0" w:color="D8E1DD"/>
+              <w:right w:val="single" w:sz="6" w:space="0" w:color="D8E1DD"/>
+            </w:tcBorders>
+            <w:tcMar>
+              <w:top w:w="80" w:type="dxa"/>
+              <w:bottom w:w="80" w:type="dxa"/>
+              <w:left w:w="100" w:type="dxa"/>
+              <w:right w:w="100" w:type="dxa"/>
+            </w:tcMar>
           </w:tcPr>
           <w:p>
             <w:pPr>
-              <w:spacing w:after="0"/>
+              <w:spacing w:after="40" w:line="252" w:lineRule="auto"/>
             </w:pPr>
-            <w:r/>
             <w:r>
               <w:rPr>
-                <w:b w:val="0"/>
+                <w:rFonts w:ascii="Aptos" w:hAnsi="Aptos"/>
+                <w:i w:val="0"/>
+                <w:color w:val="17231F"/>
+                <w:sz w:val="16"/>
               </w:rPr>
               <w:t>Start with your brain</w:t>
             </w:r>
@@ -183,17 +383,31 @@
         </w:tc>
         <w:tc>
           <w:tcPr>
-            <w:tcW w:type="dxa" w:w="6624"/>
-            <w:vAlign w:val="top"/>
+            <w:tcW w:type="dxa" w:w="3504"/>
+            <w:shd w:fill="FFFFFF"/>
+            <w:tcBorders>
+              <w:top w:val="single" w:sz="6" w:space="0" w:color="D8E1DD"/>
+              <w:left w:val="single" w:sz="6" w:space="0" w:color="D8E1DD"/>
+              <w:bottom w:val="single" w:sz="6" w:space="0" w:color="D8E1DD"/>
+              <w:right w:val="single" w:sz="6" w:space="0" w:color="D8E1DD"/>
+            </w:tcBorders>
+            <w:tcMar>
+              <w:top w:w="80" w:type="dxa"/>
+              <w:bottom w:w="80" w:type="dxa"/>
+              <w:left w:w="100" w:type="dxa"/>
+              <w:right w:w="100" w:type="dxa"/>
+            </w:tcMar>
           </w:tcPr>
           <w:p>
             <w:pPr>
-              <w:spacing w:after="0"/>
+              <w:spacing w:after="40" w:line="252" w:lineRule="auto"/>
             </w:pPr>
-            <w:r/>
             <w:r>
               <w:rPr>
-                <w:b w:val="0"/>
+                <w:rFonts w:ascii="Aptos" w:hAnsi="Aptos"/>
+                <w:i w:val="0"/>
+                <w:color w:val="17231F"/>
+                <w:sz w:val="16"/>
               </w:rPr>
               <w:t>What do I already think, know, predict, or wonder?</w:t>
             </w:r>
@@ -203,17 +417,31 @@
       <w:tr>
         <w:tc>
           <w:tcPr>
-            <w:tcW w:type="dxa" w:w="792"/>
-            <w:vAlign w:val="top"/>
+            <w:tcW w:type="dxa" w:w="3504"/>
+            <w:shd w:fill="FFFFFF"/>
+            <w:tcBorders>
+              <w:top w:val="single" w:sz="6" w:space="0" w:color="D8E1DD"/>
+              <w:left w:val="single" w:sz="6" w:space="0" w:color="D8E1DD"/>
+              <w:bottom w:val="single" w:sz="6" w:space="0" w:color="D8E1DD"/>
+              <w:right w:val="single" w:sz="6" w:space="0" w:color="D8E1DD"/>
+            </w:tcBorders>
+            <w:tcMar>
+              <w:top w:w="80" w:type="dxa"/>
+              <w:bottom w:w="80" w:type="dxa"/>
+              <w:left w:w="100" w:type="dxa"/>
+              <w:right w:w="100" w:type="dxa"/>
+            </w:tcMar>
           </w:tcPr>
           <w:p>
             <w:pPr>
-              <w:spacing w:after="0"/>
+              <w:spacing w:after="40" w:line="252" w:lineRule="auto"/>
             </w:pPr>
-            <w:r/>
             <w:r>
               <w:rPr>
-                <w:b w:val="0"/>
+                <w:rFonts w:ascii="Aptos" w:hAnsi="Aptos"/>
+                <w:i w:val="0"/>
+                <w:color w:val="17231F"/>
+                <w:sz w:val="16"/>
               </w:rPr>
               <w:t>E</w:t>
             </w:r>
@@ -221,17 +449,31 @@
         </w:tc>
         <w:tc>
           <w:tcPr>
-            <w:tcW w:type="dxa" w:w="2880"/>
-            <w:vAlign w:val="top"/>
+            <w:tcW w:type="dxa" w:w="3504"/>
+            <w:shd w:fill="FFFFFF"/>
+            <w:tcBorders>
+              <w:top w:val="single" w:sz="6" w:space="0" w:color="D8E1DD"/>
+              <w:left w:val="single" w:sz="6" w:space="0" w:color="D8E1DD"/>
+              <w:bottom w:val="single" w:sz="6" w:space="0" w:color="D8E1DD"/>
+              <w:right w:val="single" w:sz="6" w:space="0" w:color="D8E1DD"/>
+            </w:tcBorders>
+            <w:tcMar>
+              <w:top w:w="80" w:type="dxa"/>
+              <w:bottom w:w="80" w:type="dxa"/>
+              <w:left w:w="100" w:type="dxa"/>
+              <w:right w:w="100" w:type="dxa"/>
+            </w:tcMar>
           </w:tcPr>
           <w:p>
             <w:pPr>
-              <w:spacing w:after="0"/>
+              <w:spacing w:after="40" w:line="252" w:lineRule="auto"/>
             </w:pPr>
-            <w:r/>
             <w:r>
               <w:rPr>
-                <w:b w:val="0"/>
+                <w:rFonts w:ascii="Aptos" w:hAnsi="Aptos"/>
+                <w:i w:val="0"/>
+                <w:color w:val="17231F"/>
+                <w:sz w:val="16"/>
               </w:rPr>
               <w:t>Examine the purpose</w:t>
             </w:r>
@@ -239,17 +481,31 @@
         </w:tc>
         <w:tc>
           <w:tcPr>
-            <w:tcW w:type="dxa" w:w="6624"/>
-            <w:vAlign w:val="top"/>
+            <w:tcW w:type="dxa" w:w="3504"/>
+            <w:shd w:fill="FFFFFF"/>
+            <w:tcBorders>
+              <w:top w:val="single" w:sz="6" w:space="0" w:color="D8E1DD"/>
+              <w:left w:val="single" w:sz="6" w:space="0" w:color="D8E1DD"/>
+              <w:bottom w:val="single" w:sz="6" w:space="0" w:color="D8E1DD"/>
+              <w:right w:val="single" w:sz="6" w:space="0" w:color="D8E1DD"/>
+            </w:tcBorders>
+            <w:tcMar>
+              <w:top w:w="80" w:type="dxa"/>
+              <w:bottom w:w="80" w:type="dxa"/>
+              <w:left w:w="100" w:type="dxa"/>
+              <w:right w:w="100" w:type="dxa"/>
+            </w:tcMar>
           </w:tcPr>
           <w:p>
             <w:pPr>
-              <w:spacing w:after="0"/>
+              <w:spacing w:after="40" w:line="252" w:lineRule="auto"/>
             </w:pPr>
-            <w:r/>
             <w:r>
               <w:rPr>
-                <w:b w:val="0"/>
+                <w:rFonts w:ascii="Aptos" w:hAnsi="Aptos"/>
+                <w:i w:val="0"/>
+                <w:color w:val="17231F"/>
+                <w:sz w:val="16"/>
               </w:rPr>
               <w:t>Am I learning, creating, clarifying, or avoiding effort?</w:t>
             </w:r>
@@ -259,17 +515,31 @@
       <w:tr>
         <w:tc>
           <w:tcPr>
-            <w:tcW w:type="dxa" w:w="792"/>
-            <w:vAlign w:val="top"/>
+            <w:tcW w:type="dxa" w:w="3504"/>
+            <w:shd w:fill="FFFFFF"/>
+            <w:tcBorders>
+              <w:top w:val="single" w:sz="6" w:space="0" w:color="D8E1DD"/>
+              <w:left w:val="single" w:sz="6" w:space="0" w:color="D8E1DD"/>
+              <w:bottom w:val="single" w:sz="6" w:space="0" w:color="D8E1DD"/>
+              <w:right w:val="single" w:sz="6" w:space="0" w:color="D8E1DD"/>
+            </w:tcBorders>
+            <w:tcMar>
+              <w:top w:w="80" w:type="dxa"/>
+              <w:bottom w:w="80" w:type="dxa"/>
+              <w:left w:w="100" w:type="dxa"/>
+              <w:right w:w="100" w:type="dxa"/>
+            </w:tcMar>
           </w:tcPr>
           <w:p>
             <w:pPr>
-              <w:spacing w:after="0"/>
+              <w:spacing w:after="40" w:line="252" w:lineRule="auto"/>
             </w:pPr>
-            <w:r/>
             <w:r>
               <w:rPr>
-                <w:b w:val="0"/>
+                <w:rFonts w:ascii="Aptos" w:hAnsi="Aptos"/>
+                <w:i w:val="0"/>
+                <w:color w:val="17231F"/>
+                <w:sz w:val="16"/>
               </w:rPr>
               <w:t>R</w:t>
             </w:r>
@@ -277,17 +547,31 @@
         </w:tc>
         <w:tc>
           <w:tcPr>
-            <w:tcW w:type="dxa" w:w="2880"/>
-            <w:vAlign w:val="top"/>
+            <w:tcW w:type="dxa" w:w="3504"/>
+            <w:shd w:fill="FFFFFF"/>
+            <w:tcBorders>
+              <w:top w:val="single" w:sz="6" w:space="0" w:color="D8E1DD"/>
+              <w:left w:val="single" w:sz="6" w:space="0" w:color="D8E1DD"/>
+              <w:bottom w:val="single" w:sz="6" w:space="0" w:color="D8E1DD"/>
+              <w:right w:val="single" w:sz="6" w:space="0" w:color="D8E1DD"/>
+            </w:tcBorders>
+            <w:tcMar>
+              <w:top w:w="80" w:type="dxa"/>
+              <w:bottom w:w="80" w:type="dxa"/>
+              <w:left w:w="100" w:type="dxa"/>
+              <w:right w:w="100" w:type="dxa"/>
+            </w:tcMar>
           </w:tcPr>
           <w:p>
             <w:pPr>
-              <w:spacing w:after="0"/>
+              <w:spacing w:after="40" w:line="252" w:lineRule="auto"/>
             </w:pPr>
-            <w:r/>
             <w:r>
               <w:rPr>
-                <w:b w:val="0"/>
+                <w:rFonts w:ascii="Aptos" w:hAnsi="Aptos"/>
+                <w:i w:val="0"/>
+                <w:color w:val="17231F"/>
+                <w:sz w:val="16"/>
               </w:rPr>
               <w:t>Require reasoning</w:t>
             </w:r>
@@ -295,17 +579,31 @@
         </w:tc>
         <w:tc>
           <w:tcPr>
-            <w:tcW w:type="dxa" w:w="6624"/>
-            <w:vAlign w:val="top"/>
+            <w:tcW w:type="dxa" w:w="3504"/>
+            <w:shd w:fill="FFFFFF"/>
+            <w:tcBorders>
+              <w:top w:val="single" w:sz="6" w:space="0" w:color="D8E1DD"/>
+              <w:left w:val="single" w:sz="6" w:space="0" w:color="D8E1DD"/>
+              <w:bottom w:val="single" w:sz="6" w:space="0" w:color="D8E1DD"/>
+              <w:right w:val="single" w:sz="6" w:space="0" w:color="D8E1DD"/>
+            </w:tcBorders>
+            <w:tcMar>
+              <w:top w:w="80" w:type="dxa"/>
+              <w:bottom w:w="80" w:type="dxa"/>
+              <w:left w:w="100" w:type="dxa"/>
+              <w:right w:w="100" w:type="dxa"/>
+            </w:tcMar>
           </w:tcPr>
           <w:p>
             <w:pPr>
-              <w:spacing w:after="0"/>
+              <w:spacing w:after="40" w:line="252" w:lineRule="auto"/>
             </w:pPr>
-            <w:r/>
             <w:r>
               <w:rPr>
-                <w:b w:val="0"/>
+                <w:rFonts w:ascii="Aptos" w:hAnsi="Aptos"/>
+                <w:i w:val="0"/>
+                <w:color w:val="17231F"/>
+                <w:sz w:val="16"/>
               </w:rPr>
               <w:t>Can the tool explain steps, assumptions, limits, and uncertainty?</w:t>
             </w:r>
@@ -315,17 +613,31 @@
       <w:tr>
         <w:tc>
           <w:tcPr>
-            <w:tcW w:type="dxa" w:w="792"/>
-            <w:vAlign w:val="top"/>
+            <w:tcW w:type="dxa" w:w="3504"/>
+            <w:shd w:fill="FFFFFF"/>
+            <w:tcBorders>
+              <w:top w:val="single" w:sz="6" w:space="0" w:color="D8E1DD"/>
+              <w:left w:val="single" w:sz="6" w:space="0" w:color="D8E1DD"/>
+              <w:bottom w:val="single" w:sz="6" w:space="0" w:color="D8E1DD"/>
+              <w:right w:val="single" w:sz="6" w:space="0" w:color="D8E1DD"/>
+            </w:tcBorders>
+            <w:tcMar>
+              <w:top w:w="80" w:type="dxa"/>
+              <w:bottom w:w="80" w:type="dxa"/>
+              <w:left w:w="100" w:type="dxa"/>
+              <w:right w:w="100" w:type="dxa"/>
+            </w:tcMar>
           </w:tcPr>
           <w:p>
             <w:pPr>
-              <w:spacing w:after="0"/>
+              <w:spacing w:after="40" w:line="252" w:lineRule="auto"/>
             </w:pPr>
-            <w:r/>
             <w:r>
               <w:rPr>
-                <w:b w:val="0"/>
+                <w:rFonts w:ascii="Aptos" w:hAnsi="Aptos"/>
+                <w:i w:val="0"/>
+                <w:color w:val="17231F"/>
+                <w:sz w:val="16"/>
               </w:rPr>
               <w:t>V</w:t>
             </w:r>
@@ -333,17 +645,31 @@
         </w:tc>
         <w:tc>
           <w:tcPr>
-            <w:tcW w:type="dxa" w:w="2880"/>
-            <w:vAlign w:val="top"/>
+            <w:tcW w:type="dxa" w:w="3504"/>
+            <w:shd w:fill="FFFFFF"/>
+            <w:tcBorders>
+              <w:top w:val="single" w:sz="6" w:space="0" w:color="D8E1DD"/>
+              <w:left w:val="single" w:sz="6" w:space="0" w:color="D8E1DD"/>
+              <w:bottom w:val="single" w:sz="6" w:space="0" w:color="D8E1DD"/>
+              <w:right w:val="single" w:sz="6" w:space="0" w:color="D8E1DD"/>
+            </w:tcBorders>
+            <w:tcMar>
+              <w:top w:w="80" w:type="dxa"/>
+              <w:bottom w:w="80" w:type="dxa"/>
+              <w:left w:w="100" w:type="dxa"/>
+              <w:right w:w="100" w:type="dxa"/>
+            </w:tcMar>
           </w:tcPr>
           <w:p>
             <w:pPr>
-              <w:spacing w:after="0"/>
+              <w:spacing w:after="40" w:line="252" w:lineRule="auto"/>
             </w:pPr>
-            <w:r/>
             <w:r>
               <w:rPr>
-                <w:b w:val="0"/>
+                <w:rFonts w:ascii="Aptos" w:hAnsi="Aptos"/>
+                <w:i w:val="0"/>
+                <w:color w:val="17231F"/>
+                <w:sz w:val="16"/>
               </w:rPr>
               <w:t>Verify claims</w:t>
             </w:r>
@@ -351,17 +677,31 @@
         </w:tc>
         <w:tc>
           <w:tcPr>
-            <w:tcW w:type="dxa" w:w="6624"/>
-            <w:vAlign w:val="top"/>
+            <w:tcW w:type="dxa" w:w="3504"/>
+            <w:shd w:fill="FFFFFF"/>
+            <w:tcBorders>
+              <w:top w:val="single" w:sz="6" w:space="0" w:color="D8E1DD"/>
+              <w:left w:val="single" w:sz="6" w:space="0" w:color="D8E1DD"/>
+              <w:bottom w:val="single" w:sz="6" w:space="0" w:color="D8E1DD"/>
+              <w:right w:val="single" w:sz="6" w:space="0" w:color="D8E1DD"/>
+            </w:tcBorders>
+            <w:tcMar>
+              <w:top w:w="80" w:type="dxa"/>
+              <w:bottom w:w="80" w:type="dxa"/>
+              <w:left w:w="100" w:type="dxa"/>
+              <w:right w:w="100" w:type="dxa"/>
+            </w:tcMar>
           </w:tcPr>
           <w:p>
             <w:pPr>
-              <w:spacing w:after="0"/>
+              <w:spacing w:after="40" w:line="252" w:lineRule="auto"/>
             </w:pPr>
-            <w:r/>
             <w:r>
               <w:rPr>
-                <w:b w:val="0"/>
+                <w:rFonts w:ascii="Aptos" w:hAnsi="Aptos"/>
+                <w:i w:val="0"/>
+                <w:color w:val="17231F"/>
+                <w:sz w:val="16"/>
               </w:rPr>
               <w:t>What facts, sources, dates, or quotes need checking?</w:t>
             </w:r>
@@ -371,17 +711,31 @@
       <w:tr>
         <w:tc>
           <w:tcPr>
-            <w:tcW w:type="dxa" w:w="792"/>
-            <w:vAlign w:val="top"/>
+            <w:tcW w:type="dxa" w:w="3504"/>
+            <w:shd w:fill="FFFFFF"/>
+            <w:tcBorders>
+              <w:top w:val="single" w:sz="6" w:space="0" w:color="D8E1DD"/>
+              <w:left w:val="single" w:sz="6" w:space="0" w:color="D8E1DD"/>
+              <w:bottom w:val="single" w:sz="6" w:space="0" w:color="D8E1DD"/>
+              <w:right w:val="single" w:sz="6" w:space="0" w:color="D8E1DD"/>
+            </w:tcBorders>
+            <w:tcMar>
+              <w:top w:w="80" w:type="dxa"/>
+              <w:bottom w:w="80" w:type="dxa"/>
+              <w:left w:w="100" w:type="dxa"/>
+              <w:right w:w="100" w:type="dxa"/>
+            </w:tcMar>
           </w:tcPr>
           <w:p>
             <w:pPr>
-              <w:spacing w:after="0"/>
+              <w:spacing w:after="40" w:line="252" w:lineRule="auto"/>
             </w:pPr>
-            <w:r/>
             <w:r>
               <w:rPr>
-                <w:b w:val="0"/>
+                <w:rFonts w:ascii="Aptos" w:hAnsi="Aptos"/>
+                <w:i w:val="0"/>
+                <w:color w:val="17231F"/>
+                <w:sz w:val="16"/>
               </w:rPr>
               <w:t>I</w:t>
             </w:r>
@@ -389,17 +743,31 @@
         </w:tc>
         <w:tc>
           <w:tcPr>
-            <w:tcW w:type="dxa" w:w="2880"/>
-            <w:vAlign w:val="top"/>
+            <w:tcW w:type="dxa" w:w="3504"/>
+            <w:shd w:fill="FFFFFF"/>
+            <w:tcBorders>
+              <w:top w:val="single" w:sz="6" w:space="0" w:color="D8E1DD"/>
+              <w:left w:val="single" w:sz="6" w:space="0" w:color="D8E1DD"/>
+              <w:bottom w:val="single" w:sz="6" w:space="0" w:color="D8E1DD"/>
+              <w:right w:val="single" w:sz="6" w:space="0" w:color="D8E1DD"/>
+            </w:tcBorders>
+            <w:tcMar>
+              <w:top w:w="80" w:type="dxa"/>
+              <w:bottom w:w="80" w:type="dxa"/>
+              <w:left w:w="100" w:type="dxa"/>
+              <w:right w:w="100" w:type="dxa"/>
+            </w:tcMar>
           </w:tcPr>
           <w:p>
             <w:pPr>
-              <w:spacing w:after="0"/>
+              <w:spacing w:after="40" w:line="252" w:lineRule="auto"/>
             </w:pPr>
-            <w:r/>
             <w:r>
               <w:rPr>
-                <w:b w:val="0"/>
+                <w:rFonts w:ascii="Aptos" w:hAnsi="Aptos"/>
+                <w:i w:val="0"/>
+                <w:color w:val="17231F"/>
+                <w:sz w:val="16"/>
               </w:rPr>
               <w:t>Identify risk</w:t>
             </w:r>
@@ -407,17 +775,31 @@
         </w:tc>
         <w:tc>
           <w:tcPr>
-            <w:tcW w:type="dxa" w:w="6624"/>
-            <w:vAlign w:val="top"/>
+            <w:tcW w:type="dxa" w:w="3504"/>
+            <w:shd w:fill="FFFFFF"/>
+            <w:tcBorders>
+              <w:top w:val="single" w:sz="6" w:space="0" w:color="D8E1DD"/>
+              <w:left w:val="single" w:sz="6" w:space="0" w:color="D8E1DD"/>
+              <w:bottom w:val="single" w:sz="6" w:space="0" w:color="D8E1DD"/>
+              <w:right w:val="single" w:sz="6" w:space="0" w:color="D8E1DD"/>
+            </w:tcBorders>
+            <w:tcMar>
+              <w:top w:w="80" w:type="dxa"/>
+              <w:bottom w:w="80" w:type="dxa"/>
+              <w:left w:w="100" w:type="dxa"/>
+              <w:right w:w="100" w:type="dxa"/>
+            </w:tcMar>
           </w:tcPr>
           <w:p>
             <w:pPr>
-              <w:spacing w:after="0"/>
+              <w:spacing w:after="40" w:line="252" w:lineRule="auto"/>
             </w:pPr>
-            <w:r/>
             <w:r>
               <w:rPr>
-                <w:b w:val="0"/>
+                <w:rFonts w:ascii="Aptos" w:hAnsi="Aptos"/>
+                <w:i w:val="0"/>
+                <w:color w:val="17231F"/>
+                <w:sz w:val="16"/>
               </w:rPr>
               <w:t>Could this include bias, privacy concerns, misinformation, or harm?</w:t>
             </w:r>
@@ -427,17 +809,31 @@
       <w:tr>
         <w:tc>
           <w:tcPr>
-            <w:tcW w:type="dxa" w:w="792"/>
-            <w:vAlign w:val="top"/>
+            <w:tcW w:type="dxa" w:w="3504"/>
+            <w:shd w:fill="FFFFFF"/>
+            <w:tcBorders>
+              <w:top w:val="single" w:sz="6" w:space="0" w:color="D8E1DD"/>
+              <w:left w:val="single" w:sz="6" w:space="0" w:color="D8E1DD"/>
+              <w:bottom w:val="single" w:sz="6" w:space="0" w:color="D8E1DD"/>
+              <w:right w:val="single" w:sz="6" w:space="0" w:color="D8E1DD"/>
+            </w:tcBorders>
+            <w:tcMar>
+              <w:top w:w="80" w:type="dxa"/>
+              <w:bottom w:w="80" w:type="dxa"/>
+              <w:left w:w="100" w:type="dxa"/>
+              <w:right w:w="100" w:type="dxa"/>
+            </w:tcMar>
           </w:tcPr>
           <w:p>
             <w:pPr>
-              <w:spacing w:after="0"/>
+              <w:spacing w:after="40" w:line="252" w:lineRule="auto"/>
             </w:pPr>
-            <w:r/>
             <w:r>
               <w:rPr>
-                <w:b w:val="0"/>
+                <w:rFonts w:ascii="Aptos" w:hAnsi="Aptos"/>
+                <w:i w:val="0"/>
+                <w:color w:val="17231F"/>
+                <w:sz w:val="16"/>
               </w:rPr>
               <w:t>A</w:t>
             </w:r>
@@ -445,17 +841,31 @@
         </w:tc>
         <w:tc>
           <w:tcPr>
-            <w:tcW w:type="dxa" w:w="2880"/>
-            <w:vAlign w:val="top"/>
+            <w:tcW w:type="dxa" w:w="3504"/>
+            <w:shd w:fill="FFFFFF"/>
+            <w:tcBorders>
+              <w:top w:val="single" w:sz="6" w:space="0" w:color="D8E1DD"/>
+              <w:left w:val="single" w:sz="6" w:space="0" w:color="D8E1DD"/>
+              <w:bottom w:val="single" w:sz="6" w:space="0" w:color="D8E1DD"/>
+              <w:right w:val="single" w:sz="6" w:space="0" w:color="D8E1DD"/>
+            </w:tcBorders>
+            <w:tcMar>
+              <w:top w:w="80" w:type="dxa"/>
+              <w:bottom w:w="80" w:type="dxa"/>
+              <w:left w:w="100" w:type="dxa"/>
+              <w:right w:w="100" w:type="dxa"/>
+            </w:tcMar>
           </w:tcPr>
           <w:p>
             <w:pPr>
-              <w:spacing w:after="0"/>
+              <w:spacing w:after="40" w:line="252" w:lineRule="auto"/>
             </w:pPr>
-            <w:r/>
             <w:r>
               <w:rPr>
-                <w:b w:val="0"/>
+                <w:rFonts w:ascii="Aptos" w:hAnsi="Aptos"/>
+                <w:i w:val="0"/>
+                <w:color w:val="17231F"/>
+                <w:sz w:val="16"/>
               </w:rPr>
               <w:t>Attribute assistance</w:t>
             </w:r>
@@ -463,17 +873,31 @@
         </w:tc>
         <w:tc>
           <w:tcPr>
-            <w:tcW w:type="dxa" w:w="6624"/>
-            <w:vAlign w:val="top"/>
+            <w:tcW w:type="dxa" w:w="3504"/>
+            <w:shd w:fill="FFFFFF"/>
+            <w:tcBorders>
+              <w:top w:val="single" w:sz="6" w:space="0" w:color="D8E1DD"/>
+              <w:left w:val="single" w:sz="6" w:space="0" w:color="D8E1DD"/>
+              <w:bottom w:val="single" w:sz="6" w:space="0" w:color="D8E1DD"/>
+              <w:right w:val="single" w:sz="6" w:space="0" w:color="D8E1DD"/>
+            </w:tcBorders>
+            <w:tcMar>
+              <w:top w:w="80" w:type="dxa"/>
+              <w:bottom w:w="80" w:type="dxa"/>
+              <w:left w:w="100" w:type="dxa"/>
+              <w:right w:w="100" w:type="dxa"/>
+            </w:tcMar>
           </w:tcPr>
           <w:p>
             <w:pPr>
-              <w:spacing w:after="0"/>
+              <w:spacing w:after="40" w:line="252" w:lineRule="auto"/>
             </w:pPr>
-            <w:r/>
             <w:r>
               <w:rPr>
-                <w:b w:val="0"/>
+                <w:rFonts w:ascii="Aptos" w:hAnsi="Aptos"/>
+                <w:i w:val="0"/>
+                <w:color w:val="17231F"/>
+                <w:sz w:val="16"/>
               </w:rPr>
               <w:t>How should I honestly disclose AI help?</w:t>
             </w:r>
@@ -483,17 +907,31 @@
       <w:tr>
         <w:tc>
           <w:tcPr>
-            <w:tcW w:type="dxa" w:w="792"/>
-            <w:vAlign w:val="top"/>
+            <w:tcW w:type="dxa" w:w="3504"/>
+            <w:shd w:fill="FFFFFF"/>
+            <w:tcBorders>
+              <w:top w:val="single" w:sz="6" w:space="0" w:color="D8E1DD"/>
+              <w:left w:val="single" w:sz="6" w:space="0" w:color="D8E1DD"/>
+              <w:bottom w:val="single" w:sz="6" w:space="0" w:color="D8E1DD"/>
+              <w:right w:val="single" w:sz="6" w:space="0" w:color="D8E1DD"/>
+            </w:tcBorders>
+            <w:tcMar>
+              <w:top w:w="80" w:type="dxa"/>
+              <w:bottom w:w="80" w:type="dxa"/>
+              <w:left w:w="100" w:type="dxa"/>
+              <w:right w:w="100" w:type="dxa"/>
+            </w:tcMar>
           </w:tcPr>
           <w:p>
             <w:pPr>
-              <w:spacing w:after="0"/>
+              <w:spacing w:after="40" w:line="252" w:lineRule="auto"/>
             </w:pPr>
-            <w:r/>
             <w:r>
               <w:rPr>
-                <w:b w:val="0"/>
+                <w:rFonts w:ascii="Aptos" w:hAnsi="Aptos"/>
+                <w:i w:val="0"/>
+                <w:color w:val="17231F"/>
+                <w:sz w:val="16"/>
               </w:rPr>
               <w:t>M</w:t>
             </w:r>
@@ -501,17 +939,31 @@
         </w:tc>
         <w:tc>
           <w:tcPr>
-            <w:tcW w:type="dxa" w:w="2880"/>
-            <w:vAlign w:val="top"/>
+            <w:tcW w:type="dxa" w:w="3504"/>
+            <w:shd w:fill="FFFFFF"/>
+            <w:tcBorders>
+              <w:top w:val="single" w:sz="6" w:space="0" w:color="D8E1DD"/>
+              <w:left w:val="single" w:sz="6" w:space="0" w:color="D8E1DD"/>
+              <w:bottom w:val="single" w:sz="6" w:space="0" w:color="D8E1DD"/>
+              <w:right w:val="single" w:sz="6" w:space="0" w:color="D8E1DD"/>
+            </w:tcBorders>
+            <w:tcMar>
+              <w:top w:w="80" w:type="dxa"/>
+              <w:bottom w:w="80" w:type="dxa"/>
+              <w:left w:w="100" w:type="dxa"/>
+              <w:right w:w="100" w:type="dxa"/>
+            </w:tcMar>
           </w:tcPr>
           <w:p>
             <w:pPr>
-              <w:spacing w:after="0"/>
+              <w:spacing w:after="40" w:line="252" w:lineRule="auto"/>
             </w:pPr>
-            <w:r/>
             <w:r>
               <w:rPr>
-                <w:b w:val="0"/>
+                <w:rFonts w:ascii="Aptos" w:hAnsi="Aptos"/>
+                <w:i w:val="0"/>
+                <w:color w:val="17231F"/>
+                <w:sz w:val="16"/>
               </w:rPr>
               <w:t>Make it serve</w:t>
             </w:r>
@@ -519,17 +971,31 @@
         </w:tc>
         <w:tc>
           <w:tcPr>
-            <w:tcW w:type="dxa" w:w="6624"/>
-            <w:vAlign w:val="top"/>
+            <w:tcW w:type="dxa" w:w="3504"/>
+            <w:shd w:fill="FFFFFF"/>
+            <w:tcBorders>
+              <w:top w:val="single" w:sz="6" w:space="0" w:color="D8E1DD"/>
+              <w:left w:val="single" w:sz="6" w:space="0" w:color="D8E1DD"/>
+              <w:bottom w:val="single" w:sz="6" w:space="0" w:color="D8E1DD"/>
+              <w:right w:val="single" w:sz="6" w:space="0" w:color="D8E1DD"/>
+            </w:tcBorders>
+            <w:tcMar>
+              <w:top w:w="80" w:type="dxa"/>
+              <w:bottom w:w="80" w:type="dxa"/>
+              <w:left w:w="100" w:type="dxa"/>
+              <w:right w:w="100" w:type="dxa"/>
+            </w:tcMar>
           </w:tcPr>
           <w:p>
             <w:pPr>
-              <w:spacing w:after="0"/>
+              <w:spacing w:after="40" w:line="252" w:lineRule="auto"/>
             </w:pPr>
-            <w:r/>
             <w:r>
               <w:rPr>
-                <w:b w:val="0"/>
+                <w:rFonts w:ascii="Aptos" w:hAnsi="Aptos"/>
+                <w:i w:val="0"/>
+                <w:color w:val="17231F"/>
+                <w:sz w:val="16"/>
               </w:rPr>
               <w:t>Does this help me learn, create, contribute, or serve others?</w:t>
             </w:r>
@@ -537,7 +1003,6 @@
         </w:tc>
       </w:tr>
     </w:tbl>
-    <w:p/>
     <w:p>
       <w:r>
         <w:br w:type="page"/>
@@ -545,60 +1010,153 @@
     </w:p>
     <w:p>
       <w:pPr>
-        <w:pStyle w:val="Heading1"/>
+        <w:pStyle w:val="Heading2"/>
+        <w:spacing w:before="120" w:after="80"/>
       </w:pPr>
       <w:r>
+        <w:rPr>
+          <w:rFonts w:ascii="Georgia" w:hAnsi="Georgia"/>
+          <w:b/>
+          <w:color w:val="005C49"/>
+          <w:sz w:val="26"/>
+        </w:rPr>
         <w:t>Green, yellow, red AI choices</w:t>
       </w:r>
     </w:p>
     <w:tbl>
       <w:tblPr>
-        <w:tblStyle w:val="TableGrid"/>
         <w:tblW w:type="auto" w:w="0"/>
         <w:jc w:val="center"/>
         <w:tblLook w:firstColumn="1" w:firstRow="1" w:lastColumn="0" w:lastRow="0" w:noHBand="0" w:noVBand="1" w:val="04A0"/>
       </w:tblPr>
       <w:tblGrid>
-        <w:gridCol w:w="3408"/>
-        <w:gridCol w:w="3408"/>
-        <w:gridCol w:w="3408"/>
+        <w:gridCol w:w="10512"/>
+      </w:tblGrid>
+      <w:tr>
+        <w:tc>
+          <w:tcPr>
+            <w:tcW w:type="dxa" w:w="10512"/>
+            <w:shd w:fill="F7F4EE"/>
+            <w:tcBorders>
+              <w:top w:val="single" w:sz="8" w:space="0" w:color="D8E1DD"/>
+              <w:left w:val="single" w:sz="8" w:space="0" w:color="D8E1DD"/>
+              <w:bottom w:val="single" w:sz="8" w:space="0" w:color="D8E1DD"/>
+              <w:right w:val="single" w:sz="8" w:space="0" w:color="D8E1DD"/>
+            </w:tcBorders>
+            <w:tcMar>
+              <w:top w:w="100" w:type="dxa"/>
+              <w:bottom w:w="100" w:type="dxa"/>
+              <w:left w:w="150" w:type="dxa"/>
+              <w:right w:w="150" w:type="dxa"/>
+            </w:tcMar>
+          </w:tcPr>
+          <w:p>
+            <w:pPr>
+              <w:spacing w:after="40" w:line="252" w:lineRule="auto"/>
+            </w:pPr>
+            <w:r>
+              <w:rPr>
+                <w:rFonts w:ascii="Aptos" w:hAnsi="Aptos"/>
+                <w:b/>
+                <w:i w:val="0"/>
+                <w:color w:val="003F35"/>
+                <w:sz w:val="19"/>
+              </w:rPr>
+              <w:t>Quick reminder</w:t>
+            </w:r>
+          </w:p>
+          <w:p>
+            <w:pPr>
+              <w:spacing w:after="40" w:line="252" w:lineRule="auto"/>
+            </w:pPr>
+            <w:r>
+              <w:rPr>
+                <w:rFonts w:ascii="Aptos" w:hAnsi="Aptos"/>
+                <w:b w:val="0"/>
+                <w:i w:val="0"/>
+                <w:color w:val="17231F"/>
+                <w:sz w:val="18"/>
+              </w:rPr>
+              <w:t>Use AI as a thinking partner, not as a replacement for your thinking, voice, integrity, or responsibility.</w:t>
+            </w:r>
+          </w:p>
+        </w:tc>
+      </w:tr>
+    </w:tbl>
+    <w:tbl>
+      <w:tblPr>
+        <w:tblW w:type="auto" w:w="0"/>
+        <w:jc w:val="center"/>
+        <w:tblLayout w:type="autofit"/>
+        <w:tblLook w:firstColumn="1" w:firstRow="1" w:lastColumn="0" w:lastRow="0" w:noHBand="0" w:noVBand="1" w:val="04A0"/>
+      </w:tblPr>
+      <w:tblGrid>
+        <w:gridCol w:w="3504"/>
+        <w:gridCol w:w="3504"/>
+        <w:gridCol w:w="3504"/>
       </w:tblGrid>
       <w:tr>
         <w:tc>
           <w:tcPr>
             <w:tcW w:type="dxa" w:w="1296"/>
-            <w:shd w:fill="1d4a32"/>
-            <w:vAlign w:val="top"/>
+            <w:shd w:fill="005C49"/>
+            <w:tcBorders>
+              <w:top w:val="single" w:sz="6" w:space="0" w:color="005C49"/>
+              <w:left w:val="single" w:sz="6" w:space="0" w:color="005C49"/>
+              <w:bottom w:val="single" w:sz="6" w:space="0" w:color="005C49"/>
+              <w:right w:val="single" w:sz="6" w:space="0" w:color="005C49"/>
+            </w:tcBorders>
+            <w:tcMar>
+              <w:top w:w="80" w:type="dxa"/>
+              <w:bottom w:w="80" w:type="dxa"/>
+              <w:left w:w="100" w:type="dxa"/>
+              <w:right w:w="100" w:type="dxa"/>
+            </w:tcMar>
           </w:tcPr>
           <w:p>
             <w:pPr>
-              <w:spacing w:after="0"/>
+              <w:spacing w:after="40" w:line="252" w:lineRule="auto"/>
             </w:pPr>
-            <w:r/>
             <w:r>
               <w:rPr>
+                <w:rFonts w:ascii="Aptos" w:hAnsi="Aptos"/>
                 <w:b/>
+                <w:i w:val="0"/>
                 <w:color w:val="FFFFFF"/>
+                <w:sz w:val="16"/>
               </w:rPr>
-              <w:t>Color</w:t>
+              <w:t>Choice</w:t>
             </w:r>
           </w:p>
         </w:tc>
         <w:tc>
           <w:tcPr>
-            <w:tcW w:type="dxa" w:w="2592"/>
-            <w:shd w:fill="1d4a32"/>
-            <w:vAlign w:val="top"/>
+            <w:tcW w:type="dxa" w:w="2448"/>
+            <w:shd w:fill="005C49"/>
+            <w:tcBorders>
+              <w:top w:val="single" w:sz="6" w:space="0" w:color="005C49"/>
+              <w:left w:val="single" w:sz="6" w:space="0" w:color="005C49"/>
+              <w:bottom w:val="single" w:sz="6" w:space="0" w:color="005C49"/>
+              <w:right w:val="single" w:sz="6" w:space="0" w:color="005C49"/>
+            </w:tcBorders>
+            <w:tcMar>
+              <w:top w:w="80" w:type="dxa"/>
+              <w:bottom w:w="80" w:type="dxa"/>
+              <w:left w:w="100" w:type="dxa"/>
+              <w:right w:w="100" w:type="dxa"/>
+            </w:tcMar>
           </w:tcPr>
           <w:p>
             <w:pPr>
-              <w:spacing w:after="0"/>
+              <w:spacing w:after="40" w:line="252" w:lineRule="auto"/>
             </w:pPr>
-            <w:r/>
             <w:r>
               <w:rPr>
+                <w:rFonts w:ascii="Aptos" w:hAnsi="Aptos"/>
                 <w:b/>
+                <w:i w:val="0"/>
                 <w:color w:val="FFFFFF"/>
+                <w:sz w:val="16"/>
               </w:rPr>
               <w:t>Meaning</w:t>
             </w:r>
@@ -606,19 +1164,32 @@
         </w:tc>
         <w:tc>
           <w:tcPr>
-            <w:tcW w:type="dxa" w:w="6912"/>
-            <w:shd w:fill="1d4a32"/>
-            <w:vAlign w:val="top"/>
+            <w:tcW w:type="dxa" w:w="6480"/>
+            <w:shd w:fill="005C49"/>
+            <w:tcBorders>
+              <w:top w:val="single" w:sz="6" w:space="0" w:color="005C49"/>
+              <w:left w:val="single" w:sz="6" w:space="0" w:color="005C49"/>
+              <w:bottom w:val="single" w:sz="6" w:space="0" w:color="005C49"/>
+              <w:right w:val="single" w:sz="6" w:space="0" w:color="005C49"/>
+            </w:tcBorders>
+            <w:tcMar>
+              <w:top w:w="80" w:type="dxa"/>
+              <w:bottom w:w="80" w:type="dxa"/>
+              <w:left w:w="100" w:type="dxa"/>
+              <w:right w:w="100" w:type="dxa"/>
+            </w:tcMar>
           </w:tcPr>
           <w:p>
             <w:pPr>
-              <w:spacing w:after="0"/>
+              <w:spacing w:after="40" w:line="252" w:lineRule="auto"/>
             </w:pPr>
-            <w:r/>
             <w:r>
               <w:rPr>
+                <w:rFonts w:ascii="Aptos" w:hAnsi="Aptos"/>
                 <w:b/>
+                <w:i w:val="0"/>
                 <w:color w:val="FFFFFF"/>
+                <w:sz w:val="16"/>
               </w:rPr>
               <w:t>Examples</w:t>
             </w:r>
@@ -628,17 +1199,31 @@
       <w:tr>
         <w:tc>
           <w:tcPr>
-            <w:tcW w:type="dxa" w:w="1296"/>
-            <w:vAlign w:val="top"/>
+            <w:tcW w:type="dxa" w:w="3504"/>
+            <w:shd w:fill="FFFFFF"/>
+            <w:tcBorders>
+              <w:top w:val="single" w:sz="6" w:space="0" w:color="D8E1DD"/>
+              <w:left w:val="single" w:sz="6" w:space="0" w:color="D8E1DD"/>
+              <w:bottom w:val="single" w:sz="6" w:space="0" w:color="D8E1DD"/>
+              <w:right w:val="single" w:sz="6" w:space="0" w:color="D8E1DD"/>
+            </w:tcBorders>
+            <w:tcMar>
+              <w:top w:w="80" w:type="dxa"/>
+              <w:bottom w:w="80" w:type="dxa"/>
+              <w:left w:w="100" w:type="dxa"/>
+              <w:right w:w="100" w:type="dxa"/>
+            </w:tcMar>
           </w:tcPr>
           <w:p>
             <w:pPr>
-              <w:spacing w:after="0"/>
+              <w:spacing w:after="40" w:line="252" w:lineRule="auto"/>
             </w:pPr>
-            <w:r/>
             <w:r>
               <w:rPr>
-                <w:b w:val="0"/>
+                <w:rFonts w:ascii="Aptos" w:hAnsi="Aptos"/>
+                <w:i w:val="0"/>
+                <w:color w:val="17231F"/>
+                <w:sz w:val="16"/>
               </w:rPr>
               <w:t>Green</w:t>
             </w:r>
@@ -646,17 +1231,31 @@
         </w:tc>
         <w:tc>
           <w:tcPr>
-            <w:tcW w:type="dxa" w:w="2592"/>
-            <w:vAlign w:val="top"/>
+            <w:tcW w:type="dxa" w:w="3504"/>
+            <w:shd w:fill="FFFFFF"/>
+            <w:tcBorders>
+              <w:top w:val="single" w:sz="6" w:space="0" w:color="D8E1DD"/>
+              <w:left w:val="single" w:sz="6" w:space="0" w:color="D8E1DD"/>
+              <w:bottom w:val="single" w:sz="6" w:space="0" w:color="D8E1DD"/>
+              <w:right w:val="single" w:sz="6" w:space="0" w:color="D8E1DD"/>
+            </w:tcBorders>
+            <w:tcMar>
+              <w:top w:w="80" w:type="dxa"/>
+              <w:bottom w:w="80" w:type="dxa"/>
+              <w:left w:w="100" w:type="dxa"/>
+              <w:right w:w="100" w:type="dxa"/>
+            </w:tcMar>
           </w:tcPr>
           <w:p>
             <w:pPr>
-              <w:spacing w:after="0"/>
+              <w:spacing w:after="40" w:line="252" w:lineRule="auto"/>
             </w:pPr>
-            <w:r/>
             <w:r>
               <w:rPr>
-                <w:b w:val="0"/>
+                <w:rFonts w:ascii="Aptos" w:hAnsi="Aptos"/>
+                <w:i w:val="0"/>
+                <w:color w:val="17231F"/>
+                <w:sz w:val="16"/>
               </w:rPr>
               <w:t>AI supports learning</w:t>
             </w:r>
@@ -664,17 +1263,31 @@
         </w:tc>
         <w:tc>
           <w:tcPr>
-            <w:tcW w:type="dxa" w:w="6912"/>
-            <w:vAlign w:val="top"/>
+            <w:tcW w:type="dxa" w:w="3504"/>
+            <w:shd w:fill="FFFFFF"/>
+            <w:tcBorders>
+              <w:top w:val="single" w:sz="6" w:space="0" w:color="D8E1DD"/>
+              <w:left w:val="single" w:sz="6" w:space="0" w:color="D8E1DD"/>
+              <w:bottom w:val="single" w:sz="6" w:space="0" w:color="D8E1DD"/>
+              <w:right w:val="single" w:sz="6" w:space="0" w:color="D8E1DD"/>
+            </w:tcBorders>
+            <w:tcMar>
+              <w:top w:w="80" w:type="dxa"/>
+              <w:bottom w:w="80" w:type="dxa"/>
+              <w:left w:w="100" w:type="dxa"/>
+              <w:right w:w="100" w:type="dxa"/>
+            </w:tcMar>
           </w:tcPr>
           <w:p>
             <w:pPr>
-              <w:spacing w:after="0"/>
+              <w:spacing w:after="40" w:line="252" w:lineRule="auto"/>
             </w:pPr>
-            <w:r/>
             <w:r>
               <w:rPr>
-                <w:b w:val="0"/>
+                <w:rFonts w:ascii="Aptos" w:hAnsi="Aptos"/>
+                <w:i w:val="0"/>
+                <w:color w:val="17231F"/>
+                <w:sz w:val="16"/>
               </w:rPr>
               <w:t>Quiz me on vocabulary. Explain a coding error. Suggest practice questions. Help organize ideas.</w:t>
             </w:r>
@@ -684,17 +1297,31 @@
       <w:tr>
         <w:tc>
           <w:tcPr>
-            <w:tcW w:type="dxa" w:w="1296"/>
-            <w:vAlign w:val="top"/>
+            <w:tcW w:type="dxa" w:w="3504"/>
+            <w:shd w:fill="FFFFFF"/>
+            <w:tcBorders>
+              <w:top w:val="single" w:sz="6" w:space="0" w:color="D8E1DD"/>
+              <w:left w:val="single" w:sz="6" w:space="0" w:color="D8E1DD"/>
+              <w:bottom w:val="single" w:sz="6" w:space="0" w:color="D8E1DD"/>
+              <w:right w:val="single" w:sz="6" w:space="0" w:color="D8E1DD"/>
+            </w:tcBorders>
+            <w:tcMar>
+              <w:top w:w="80" w:type="dxa"/>
+              <w:bottom w:w="80" w:type="dxa"/>
+              <w:left w:w="100" w:type="dxa"/>
+              <w:right w:w="100" w:type="dxa"/>
+            </w:tcMar>
           </w:tcPr>
           <w:p>
             <w:pPr>
-              <w:spacing w:after="0"/>
+              <w:spacing w:after="40" w:line="252" w:lineRule="auto"/>
             </w:pPr>
-            <w:r/>
             <w:r>
               <w:rPr>
-                <w:b w:val="0"/>
+                <w:rFonts w:ascii="Aptos" w:hAnsi="Aptos"/>
+                <w:i w:val="0"/>
+                <w:color w:val="17231F"/>
+                <w:sz w:val="16"/>
               </w:rPr>
               <w:t>Yellow</w:t>
             </w:r>
@@ -702,17 +1329,31 @@
         </w:tc>
         <w:tc>
           <w:tcPr>
-            <w:tcW w:type="dxa" w:w="2592"/>
-            <w:vAlign w:val="top"/>
+            <w:tcW w:type="dxa" w:w="3504"/>
+            <w:shd w:fill="FFFFFF"/>
+            <w:tcBorders>
+              <w:top w:val="single" w:sz="6" w:space="0" w:color="D8E1DD"/>
+              <w:left w:val="single" w:sz="6" w:space="0" w:color="D8E1DD"/>
+              <w:bottom w:val="single" w:sz="6" w:space="0" w:color="D8E1DD"/>
+              <w:right w:val="single" w:sz="6" w:space="0" w:color="D8E1DD"/>
+            </w:tcBorders>
+            <w:tcMar>
+              <w:top w:w="80" w:type="dxa"/>
+              <w:bottom w:w="80" w:type="dxa"/>
+              <w:left w:w="100" w:type="dxa"/>
+              <w:right w:w="100" w:type="dxa"/>
+            </w:tcMar>
           </w:tcPr>
           <w:p>
             <w:pPr>
-              <w:spacing w:after="0"/>
+              <w:spacing w:after="40" w:line="252" w:lineRule="auto"/>
             </w:pPr>
-            <w:r/>
             <w:r>
               <w:rPr>
-                <w:b w:val="0"/>
+                <w:rFonts w:ascii="Aptos" w:hAnsi="Aptos"/>
+                <w:i w:val="0"/>
+                <w:color w:val="17231F"/>
+                <w:sz w:val="16"/>
               </w:rPr>
               <w:t>Needs boundaries</w:t>
             </w:r>
@@ -720,17 +1361,31 @@
         </w:tc>
         <w:tc>
           <w:tcPr>
-            <w:tcW w:type="dxa" w:w="6912"/>
-            <w:vAlign w:val="top"/>
+            <w:tcW w:type="dxa" w:w="3504"/>
+            <w:shd w:fill="FFFFFF"/>
+            <w:tcBorders>
+              <w:top w:val="single" w:sz="6" w:space="0" w:color="D8E1DD"/>
+              <w:left w:val="single" w:sz="6" w:space="0" w:color="D8E1DD"/>
+              <w:bottom w:val="single" w:sz="6" w:space="0" w:color="D8E1DD"/>
+              <w:right w:val="single" w:sz="6" w:space="0" w:color="D8E1DD"/>
+            </w:tcBorders>
+            <w:tcMar>
+              <w:top w:w="80" w:type="dxa"/>
+              <w:bottom w:w="80" w:type="dxa"/>
+              <w:left w:w="100" w:type="dxa"/>
+              <w:right w:w="100" w:type="dxa"/>
+            </w:tcMar>
           </w:tcPr>
           <w:p>
             <w:pPr>
-              <w:spacing w:after="0"/>
+              <w:spacing w:after="40" w:line="252" w:lineRule="auto"/>
             </w:pPr>
-            <w:r/>
             <w:r>
               <w:rPr>
-                <w:b w:val="0"/>
+                <w:rFonts w:ascii="Aptos" w:hAnsi="Aptos"/>
+                <w:i w:val="0"/>
+                <w:color w:val="17231F"/>
+                <w:sz w:val="16"/>
               </w:rPr>
               <w:t>Summarize a source I read. Polish wording. Brainstorm ideas. Compare study strategies. I must verify and keep my own voice.</w:t>
             </w:r>
@@ -740,17 +1395,31 @@
       <w:tr>
         <w:tc>
           <w:tcPr>
-            <w:tcW w:type="dxa" w:w="1296"/>
-            <w:vAlign w:val="top"/>
+            <w:tcW w:type="dxa" w:w="3504"/>
+            <w:shd w:fill="FFFFFF"/>
+            <w:tcBorders>
+              <w:top w:val="single" w:sz="6" w:space="0" w:color="D8E1DD"/>
+              <w:left w:val="single" w:sz="6" w:space="0" w:color="D8E1DD"/>
+              <w:bottom w:val="single" w:sz="6" w:space="0" w:color="D8E1DD"/>
+              <w:right w:val="single" w:sz="6" w:space="0" w:color="D8E1DD"/>
+            </w:tcBorders>
+            <w:tcMar>
+              <w:top w:w="80" w:type="dxa"/>
+              <w:bottom w:w="80" w:type="dxa"/>
+              <w:left w:w="100" w:type="dxa"/>
+              <w:right w:w="100" w:type="dxa"/>
+            </w:tcMar>
           </w:tcPr>
           <w:p>
             <w:pPr>
-              <w:spacing w:after="0"/>
+              <w:spacing w:after="40" w:line="252" w:lineRule="auto"/>
             </w:pPr>
-            <w:r/>
             <w:r>
               <w:rPr>
-                <w:b w:val="0"/>
+                <w:rFonts w:ascii="Aptos" w:hAnsi="Aptos"/>
+                <w:i w:val="0"/>
+                <w:color w:val="17231F"/>
+                <w:sz w:val="16"/>
               </w:rPr>
               <w:t>Red</w:t>
             </w:r>
@@ -758,17 +1427,31 @@
         </w:tc>
         <w:tc>
           <w:tcPr>
-            <w:tcW w:type="dxa" w:w="2592"/>
-            <w:vAlign w:val="top"/>
+            <w:tcW w:type="dxa" w:w="3504"/>
+            <w:shd w:fill="FFFFFF"/>
+            <w:tcBorders>
+              <w:top w:val="single" w:sz="6" w:space="0" w:color="D8E1DD"/>
+              <w:left w:val="single" w:sz="6" w:space="0" w:color="D8E1DD"/>
+              <w:bottom w:val="single" w:sz="6" w:space="0" w:color="D8E1DD"/>
+              <w:right w:val="single" w:sz="6" w:space="0" w:color="D8E1DD"/>
+            </w:tcBorders>
+            <w:tcMar>
+              <w:top w:w="80" w:type="dxa"/>
+              <w:bottom w:w="80" w:type="dxa"/>
+              <w:left w:w="100" w:type="dxa"/>
+              <w:right w:w="100" w:type="dxa"/>
+            </w:tcMar>
           </w:tcPr>
           <w:p>
             <w:pPr>
-              <w:spacing w:after="0"/>
+              <w:spacing w:after="40" w:line="252" w:lineRule="auto"/>
             </w:pPr>
-            <w:r/>
             <w:r>
               <w:rPr>
-                <w:b w:val="0"/>
+                <w:rFonts w:ascii="Aptos" w:hAnsi="Aptos"/>
+                <w:i w:val="0"/>
+                <w:color w:val="17231F"/>
+                <w:sz w:val="16"/>
               </w:rPr>
               <w:t>Not acceptable or unsafe</w:t>
             </w:r>
@@ -776,17 +1459,31 @@
         </w:tc>
         <w:tc>
           <w:tcPr>
-            <w:tcW w:type="dxa" w:w="6912"/>
-            <w:vAlign w:val="top"/>
+            <w:tcW w:type="dxa" w:w="3504"/>
+            <w:shd w:fill="FFFFFF"/>
+            <w:tcBorders>
+              <w:top w:val="single" w:sz="6" w:space="0" w:color="D8E1DD"/>
+              <w:left w:val="single" w:sz="6" w:space="0" w:color="D8E1DD"/>
+              <w:bottom w:val="single" w:sz="6" w:space="0" w:color="D8E1DD"/>
+              <w:right w:val="single" w:sz="6" w:space="0" w:color="D8E1DD"/>
+            </w:tcBorders>
+            <w:tcMar>
+              <w:top w:w="80" w:type="dxa"/>
+              <w:bottom w:w="80" w:type="dxa"/>
+              <w:left w:w="100" w:type="dxa"/>
+              <w:right w:w="100" w:type="dxa"/>
+            </w:tcMar>
           </w:tcPr>
           <w:p>
             <w:pPr>
-              <w:spacing w:after="0"/>
+              <w:spacing w:after="40" w:line="252" w:lineRule="auto"/>
             </w:pPr>
-            <w:r/>
             <w:r>
               <w:rPr>
-                <w:b w:val="0"/>
+                <w:rFonts w:ascii="Aptos" w:hAnsi="Aptos"/>
+                <w:i w:val="0"/>
+                <w:color w:val="17231F"/>
+                <w:sz w:val="16"/>
               </w:rPr>
               <w:t>Write my essay for me. Invent sources. Paste private information. Give medical or legal advice. Create harmful or fake media.</w:t>
             </w:r>
@@ -794,50 +1491,417 @@
         </w:tc>
       </w:tr>
     </w:tbl>
-    <w:p/>
     <w:p>
       <w:pPr>
-        <w:pStyle w:val="Heading1"/>
+        <w:pStyle w:val="Heading2"/>
+        <w:spacing w:before="120" w:after="80"/>
       </w:pPr>
       <w:r>
+        <w:rPr>
+          <w:rFonts w:ascii="Georgia" w:hAnsi="Georgia"/>
+          <w:b/>
+          <w:color w:val="005C49"/>
+          <w:sz w:val="26"/>
+        </w:rPr>
         <w:t>Exit ticket</w:t>
       </w:r>
     </w:p>
-    <w:p>
-      <w:pPr>
-        <w:pStyle w:val="ListBullet"/>
-        <w:spacing w:after="40"/>
-      </w:pPr>
-      <w:r>
-        <w:t>One power: AI can...</w:t>
-      </w:r>
-    </w:p>
-    <w:p>
-      <w:pPr>
-        <w:pStyle w:val="ListBullet"/>
-        <w:spacing w:after="40"/>
-      </w:pPr>
-      <w:r>
-        <w:t>One limit: AI cannot promise...</w:t>
-      </w:r>
-    </w:p>
-    <w:p>
-      <w:pPr>
-        <w:pStyle w:val="ListBullet"/>
-        <w:spacing w:after="40"/>
-      </w:pPr>
-      <w:r>
-        <w:t>One promise: I will...</w:t>
-      </w:r>
-    </w:p>
+    <w:tbl>
+      <w:tblPr>
+        <w:tblW w:type="auto" w:w="0"/>
+        <w:jc w:val="center"/>
+        <w:tblLayout w:type="autofit"/>
+        <w:tblLook w:firstColumn="1" w:firstRow="1" w:lastColumn="0" w:lastRow="0" w:noHBand="0" w:noVBand="1" w:val="04A0"/>
+      </w:tblPr>
+      <w:tblGrid>
+        <w:gridCol w:w="5256"/>
+        <w:gridCol w:w="5256"/>
+      </w:tblGrid>
+      <w:tr>
+        <w:tc>
+          <w:tcPr>
+            <w:tcW w:type="dxa" w:w="1728"/>
+            <w:shd w:fill="003F35"/>
+            <w:tcBorders>
+              <w:top w:val="single" w:sz="6" w:space="0" w:color="003F35"/>
+              <w:left w:val="single" w:sz="6" w:space="0" w:color="003F35"/>
+              <w:bottom w:val="single" w:sz="6" w:space="0" w:color="003F35"/>
+              <w:right w:val="single" w:sz="6" w:space="0" w:color="003F35"/>
+            </w:tcBorders>
+            <w:tcMar>
+              <w:top w:w="80" w:type="dxa"/>
+              <w:bottom w:w="80" w:type="dxa"/>
+              <w:left w:w="100" w:type="dxa"/>
+              <w:right w:w="100" w:type="dxa"/>
+            </w:tcMar>
+          </w:tcPr>
+          <w:p>
+            <w:pPr>
+              <w:spacing w:after="40" w:line="252" w:lineRule="auto"/>
+            </w:pPr>
+            <w:r>
+              <w:rPr>
+                <w:rFonts w:ascii="Aptos" w:hAnsi="Aptos"/>
+                <w:b/>
+                <w:i w:val="0"/>
+                <w:color w:val="FFFFFF"/>
+                <w:sz w:val="18"/>
+              </w:rPr>
+              <w:t>Reflection</w:t>
+            </w:r>
+          </w:p>
+        </w:tc>
+        <w:tc>
+          <w:tcPr>
+            <w:tcW w:type="dxa" w:w="8352"/>
+            <w:shd w:fill="003F35"/>
+            <w:tcBorders>
+              <w:top w:val="single" w:sz="6" w:space="0" w:color="003F35"/>
+              <w:left w:val="single" w:sz="6" w:space="0" w:color="003F35"/>
+              <w:bottom w:val="single" w:sz="6" w:space="0" w:color="003F35"/>
+              <w:right w:val="single" w:sz="6" w:space="0" w:color="003F35"/>
+            </w:tcBorders>
+            <w:tcMar>
+              <w:top w:w="80" w:type="dxa"/>
+              <w:bottom w:w="80" w:type="dxa"/>
+              <w:left w:w="100" w:type="dxa"/>
+              <w:right w:w="100" w:type="dxa"/>
+            </w:tcMar>
+          </w:tcPr>
+          <w:p>
+            <w:pPr>
+              <w:spacing w:after="40" w:line="252" w:lineRule="auto"/>
+            </w:pPr>
+            <w:r>
+              <w:rPr>
+                <w:rFonts w:ascii="Aptos" w:hAnsi="Aptos"/>
+                <w:b/>
+                <w:i w:val="0"/>
+                <w:color w:val="FFFFFF"/>
+                <w:sz w:val="18"/>
+              </w:rPr>
+              <w:t>Complete the sentence</w:t>
+            </w:r>
+          </w:p>
+        </w:tc>
+      </w:tr>
+      <w:tr>
+        <w:tc>
+          <w:tcPr>
+            <w:tcW w:type="dxa" w:w="5256"/>
+            <w:shd w:fill="FFFFFF"/>
+            <w:tcBorders>
+              <w:top w:val="single" w:sz="6" w:space="0" w:color="D8E1DD"/>
+              <w:left w:val="single" w:sz="6" w:space="0" w:color="D8E1DD"/>
+              <w:bottom w:val="single" w:sz="6" w:space="0" w:color="D8E1DD"/>
+              <w:right w:val="single" w:sz="6" w:space="0" w:color="D8E1DD"/>
+            </w:tcBorders>
+            <w:tcMar>
+              <w:top w:w="80" w:type="dxa"/>
+              <w:bottom w:w="80" w:type="dxa"/>
+              <w:left w:w="100" w:type="dxa"/>
+              <w:right w:w="100" w:type="dxa"/>
+            </w:tcMar>
+          </w:tcPr>
+          <w:p>
+            <w:pPr>
+              <w:spacing w:after="40" w:line="252" w:lineRule="auto"/>
+            </w:pPr>
+            <w:r>
+              <w:rPr>
+                <w:rFonts w:ascii="Aptos" w:hAnsi="Aptos"/>
+                <w:i w:val="0"/>
+                <w:color w:val="17231F"/>
+                <w:sz w:val="18"/>
+              </w:rPr>
+              <w:t>Power</w:t>
+            </w:r>
+          </w:p>
+        </w:tc>
+        <w:tc>
+          <w:tcPr>
+            <w:tcW w:type="dxa" w:w="5256"/>
+            <w:shd w:fill="FFFFFF"/>
+            <w:tcBorders>
+              <w:top w:val="single" w:sz="6" w:space="0" w:color="D8E1DD"/>
+              <w:left w:val="single" w:sz="6" w:space="0" w:color="D8E1DD"/>
+              <w:bottom w:val="single" w:sz="6" w:space="0" w:color="D8E1DD"/>
+              <w:right w:val="single" w:sz="6" w:space="0" w:color="D8E1DD"/>
+            </w:tcBorders>
+            <w:tcMar>
+              <w:top w:w="80" w:type="dxa"/>
+              <w:bottom w:w="80" w:type="dxa"/>
+              <w:left w:w="100" w:type="dxa"/>
+              <w:right w:w="100" w:type="dxa"/>
+            </w:tcMar>
+          </w:tcPr>
+          <w:p>
+            <w:pPr>
+              <w:spacing w:after="40" w:line="252" w:lineRule="auto"/>
+            </w:pPr>
+            <w:r>
+              <w:rPr>
+                <w:rFonts w:ascii="Aptos" w:hAnsi="Aptos"/>
+                <w:i w:val="0"/>
+                <w:color w:val="17231F"/>
+                <w:sz w:val="18"/>
+              </w:rPr>
+              <w:t>AI can...</w:t>
+            </w:r>
+          </w:p>
+        </w:tc>
+      </w:tr>
+      <w:tr>
+        <w:tc>
+          <w:tcPr>
+            <w:tcW w:type="dxa" w:w="5256"/>
+            <w:shd w:fill="FFFFFF"/>
+            <w:tcBorders>
+              <w:top w:val="single" w:sz="6" w:space="0" w:color="D8E1DD"/>
+              <w:left w:val="single" w:sz="6" w:space="0" w:color="D8E1DD"/>
+              <w:bottom w:val="single" w:sz="6" w:space="0" w:color="D8E1DD"/>
+              <w:right w:val="single" w:sz="6" w:space="0" w:color="D8E1DD"/>
+            </w:tcBorders>
+            <w:tcMar>
+              <w:top w:w="80" w:type="dxa"/>
+              <w:bottom w:w="80" w:type="dxa"/>
+              <w:left w:w="100" w:type="dxa"/>
+              <w:right w:w="100" w:type="dxa"/>
+            </w:tcMar>
+          </w:tcPr>
+          <w:p>
+            <w:pPr>
+              <w:spacing w:after="40" w:line="252" w:lineRule="auto"/>
+            </w:pPr>
+            <w:r>
+              <w:rPr>
+                <w:rFonts w:ascii="Aptos" w:hAnsi="Aptos"/>
+                <w:i w:val="0"/>
+                <w:color w:val="17231F"/>
+                <w:sz w:val="18"/>
+              </w:rPr>
+              <w:t>Limit</w:t>
+            </w:r>
+          </w:p>
+        </w:tc>
+        <w:tc>
+          <w:tcPr>
+            <w:tcW w:type="dxa" w:w="5256"/>
+            <w:shd w:fill="FFFFFF"/>
+            <w:tcBorders>
+              <w:top w:val="single" w:sz="6" w:space="0" w:color="D8E1DD"/>
+              <w:left w:val="single" w:sz="6" w:space="0" w:color="D8E1DD"/>
+              <w:bottom w:val="single" w:sz="6" w:space="0" w:color="D8E1DD"/>
+              <w:right w:val="single" w:sz="6" w:space="0" w:color="D8E1DD"/>
+            </w:tcBorders>
+            <w:tcMar>
+              <w:top w:w="80" w:type="dxa"/>
+              <w:bottom w:w="80" w:type="dxa"/>
+              <w:left w:w="100" w:type="dxa"/>
+              <w:right w:w="100" w:type="dxa"/>
+            </w:tcMar>
+          </w:tcPr>
+          <w:p>
+            <w:pPr>
+              <w:spacing w:after="40" w:line="252" w:lineRule="auto"/>
+            </w:pPr>
+            <w:r>
+              <w:rPr>
+                <w:rFonts w:ascii="Aptos" w:hAnsi="Aptos"/>
+                <w:i w:val="0"/>
+                <w:color w:val="17231F"/>
+                <w:sz w:val="18"/>
+              </w:rPr>
+              <w:t>AI cannot promise...</w:t>
+            </w:r>
+          </w:p>
+        </w:tc>
+      </w:tr>
+      <w:tr>
+        <w:tc>
+          <w:tcPr>
+            <w:tcW w:type="dxa" w:w="5256"/>
+            <w:shd w:fill="FFFFFF"/>
+            <w:tcBorders>
+              <w:top w:val="single" w:sz="6" w:space="0" w:color="D8E1DD"/>
+              <w:left w:val="single" w:sz="6" w:space="0" w:color="D8E1DD"/>
+              <w:bottom w:val="single" w:sz="6" w:space="0" w:color="D8E1DD"/>
+              <w:right w:val="single" w:sz="6" w:space="0" w:color="D8E1DD"/>
+            </w:tcBorders>
+            <w:tcMar>
+              <w:top w:w="80" w:type="dxa"/>
+              <w:bottom w:w="80" w:type="dxa"/>
+              <w:left w:w="100" w:type="dxa"/>
+              <w:right w:w="100" w:type="dxa"/>
+            </w:tcMar>
+          </w:tcPr>
+          <w:p>
+            <w:pPr>
+              <w:spacing w:after="40" w:line="252" w:lineRule="auto"/>
+            </w:pPr>
+            <w:r>
+              <w:rPr>
+                <w:rFonts w:ascii="Aptos" w:hAnsi="Aptos"/>
+                <w:i w:val="0"/>
+                <w:color w:val="17231F"/>
+                <w:sz w:val="18"/>
+              </w:rPr>
+              <w:t>Promise</w:t>
+            </w:r>
+          </w:p>
+        </w:tc>
+        <w:tc>
+          <w:tcPr>
+            <w:tcW w:type="dxa" w:w="5256"/>
+            <w:shd w:fill="FFFFFF"/>
+            <w:tcBorders>
+              <w:top w:val="single" w:sz="6" w:space="0" w:color="D8E1DD"/>
+              <w:left w:val="single" w:sz="6" w:space="0" w:color="D8E1DD"/>
+              <w:bottom w:val="single" w:sz="6" w:space="0" w:color="D8E1DD"/>
+              <w:right w:val="single" w:sz="6" w:space="0" w:color="D8E1DD"/>
+            </w:tcBorders>
+            <w:tcMar>
+              <w:top w:w="80" w:type="dxa"/>
+              <w:bottom w:w="80" w:type="dxa"/>
+              <w:left w:w="100" w:type="dxa"/>
+              <w:right w:w="100" w:type="dxa"/>
+            </w:tcMar>
+          </w:tcPr>
+          <w:p>
+            <w:pPr>
+              <w:spacing w:after="40" w:line="252" w:lineRule="auto"/>
+            </w:pPr>
+            <w:r>
+              <w:rPr>
+                <w:rFonts w:ascii="Aptos" w:hAnsi="Aptos"/>
+                <w:i w:val="0"/>
+                <w:color w:val="17231F"/>
+                <w:sz w:val="18"/>
+              </w:rPr>
+              <w:t>I will...</w:t>
+            </w:r>
+          </w:p>
+        </w:tc>
+      </w:tr>
+    </w:tbl>
     <w:sectPr>
+      <w:headerReference w:type="default" r:id="rId9"/>
+      <w:footerReference w:type="default" r:id="rId10"/>
       <w:pgSz w:w="12240" w:h="15840"/>
-      <w:pgMar w:top="936" w:right="1008" w:bottom="936" w:left="1008" w:header="720" w:footer="720" w:gutter="0"/>
+      <w:pgMar w:top="792" w:right="864" w:bottom="792" w:left="864" w:header="720" w:footer="720" w:gutter="0"/>
       <w:cols w:space="720"/>
       <w:docGrid w:linePitch="360"/>
     </w:sectPr>
   </w:body>
 </w:document>
+</file>
+
+<file path=word/footer1.xml><?xml version="1.0" encoding="utf-8"?>
+<w:ftr xmlns:m="http://schemas.openxmlformats.org/officeDocument/2006/math" xmlns:mc="http://schemas.openxmlformats.org/markup-compatibility/2006" xmlns:mo="http://schemas.microsoft.com/office/mac/office/2008/main" xmlns:mv="urn:schemas-microsoft-com:mac:vml" xmlns:o="urn:schemas-microsoft-com:office:office" xmlns:r="http://schemas.openxmlformats.org/officeDocument/2006/relationships" xmlns:v="urn:schemas-microsoft-com:vml" xmlns:w10="urn:schemas-microsoft-com:office:word" xmlns:w14="http://schemas.microsoft.com/office/word/2010/wordml" xmlns:w="http://schemas.openxmlformats.org/wordprocessingml/2006/main" xmlns:wne="http://schemas.microsoft.com/office/word/2006/wordml" xmlns:wp14="http://schemas.microsoft.com/office/word/2010/wordprocessingDrawing" xmlns:wp="http://schemas.openxmlformats.org/drawingml/2006/wordprocessingDrawing" xmlns:wpc="http://schemas.microsoft.com/office/word/2010/wordprocessingCanvas" xmlns:wpg="http://schemas.microsoft.com/office/word/2010/wordprocessingGroup" xmlns:wpi="http://schemas.microsoft.com/office/word/2010/wordprocessingInk" xmlns:wps="http://schemas.microsoft.com/office/word/2010/wordprocessingShape" mc:Ignorable="w14 wp14">
+  <w:p>
+    <w:pPr>
+      <w:pStyle w:val="Footer"/>
+      <w:jc w:val="center"/>
+    </w:pPr>
+    <w:r>
+      <w:rPr>
+        <w:rFonts w:ascii="Aptos" w:hAnsi="Aptos"/>
+        <w:color w:val="616E69"/>
+        <w:sz w:val="15"/>
+      </w:rPr>
+      <w:t>AI is not magic. It is math trained on patterns. Human wisdom decides whether, when, and how to use it. · Serviam: I will serve.</w:t>
+    </w:r>
+  </w:p>
+</w:ftr>
+</file>
+
+<file path=word/header1.xml><?xml version="1.0" encoding="utf-8"?>
+<w:hdr xmlns:m="http://schemas.openxmlformats.org/officeDocument/2006/math" xmlns:mc="http://schemas.openxmlformats.org/markup-compatibility/2006" xmlns:mo="http://schemas.microsoft.com/office/mac/office/2008/main" xmlns:mv="urn:schemas-microsoft-com:mac:vml" xmlns:o="urn:schemas-microsoft-com:office:office" xmlns:r="http://schemas.openxmlformats.org/officeDocument/2006/relationships" xmlns:v="urn:schemas-microsoft-com:vml" xmlns:w10="urn:schemas-microsoft-com:office:word" xmlns:w14="http://schemas.microsoft.com/office/word/2010/wordml" xmlns:w="http://schemas.openxmlformats.org/wordprocessingml/2006/main" xmlns:wne="http://schemas.microsoft.com/office/word/2006/wordml" xmlns:wp14="http://schemas.microsoft.com/office/word/2010/wordprocessingDrawing" xmlns:wp="http://schemas.openxmlformats.org/drawingml/2006/wordprocessingDrawing" xmlns:wpc="http://schemas.microsoft.com/office/word/2010/wordprocessingCanvas" xmlns:wpg="http://schemas.microsoft.com/office/word/2010/wordprocessingGroup" xmlns:wpi="http://schemas.microsoft.com/office/word/2010/wordprocessingInk" xmlns:wps="http://schemas.microsoft.com/office/word/2010/wordprocessingShape" mc:Ignorable="w14 wp14">
+  <w:p>
+    <w:pPr>
+      <w:pStyle w:val="Header"/>
+    </w:pPr>
+  </w:p>
+  <w:tbl>
+    <w:tblPr>
+      <w:tblW w:type="auto" w:w="0"/>
+      <w:jc w:val="center"/>
+      <w:tblLayout w:type="fixed"/>
+      <w:tblLook w:firstColumn="1" w:firstRow="1" w:lastColumn="0" w:lastRow="0" w:noHBand="0" w:noVBand="1" w:val="04A0"/>
+    </w:tblPr>
+    <w:tblGrid>
+      <w:gridCol w:w="5220"/>
+      <w:gridCol w:w="5220"/>
+    </w:tblGrid>
+    <w:tr>
+      <w:tc>
+        <w:tcPr>
+          <w:tcW w:type="dxa" w:w="8064"/>
+          <w:shd w:fill="005C49"/>
+          <w:tcMar>
+            <w:top w:w="60" w:type="dxa"/>
+            <w:bottom w:w="60" w:type="dxa"/>
+            <w:left w:w="120" w:type="dxa"/>
+            <w:right w:w="120" w:type="dxa"/>
+          </w:tcMar>
+          <w:tcBorders>
+            <w:top w:val="single" w:sz="0" w:space="0" w:color="005C49"/>
+            <w:left w:val="single" w:sz="0" w:space="0" w:color="005C49"/>
+            <w:bottom w:val="single" w:sz="0" w:space="0" w:color="005C49"/>
+            <w:right w:val="single" w:sz="0" w:space="0" w:color="005C49"/>
+          </w:tcBorders>
+        </w:tcPr>
+        <w:p>
+          <w:pPr>
+            <w:spacing w:after="0"/>
+          </w:pPr>
+          <w:r>
+            <w:rPr>
+              <w:rFonts w:ascii="Aptos" w:hAnsi="Aptos"/>
+              <w:b/>
+              <w:color w:val="FFFFFF"/>
+              <w:sz w:val="16"/>
+            </w:rPr>
+            <w:t>URSULINE ACADEMY · I.D.E.A. HUB</w:t>
+          </w:r>
+        </w:p>
+      </w:tc>
+      <w:tc>
+        <w:tcPr>
+          <w:tcW w:type="dxa" w:w="2376"/>
+          <w:shd w:fill="005C49"/>
+          <w:tcMar>
+            <w:top w:w="60" w:type="dxa"/>
+            <w:bottom w:w="60" w:type="dxa"/>
+            <w:left w:w="120" w:type="dxa"/>
+            <w:right w:w="120" w:type="dxa"/>
+          </w:tcMar>
+          <w:tcBorders>
+            <w:top w:val="single" w:sz="0" w:space="0" w:color="005C49"/>
+            <w:left w:val="single" w:sz="0" w:space="0" w:color="005C49"/>
+            <w:bottom w:val="single" w:sz="0" w:space="0" w:color="005C49"/>
+            <w:right w:val="single" w:sz="0" w:space="0" w:color="005C49"/>
+          </w:tcBorders>
+        </w:tcPr>
+        <w:p>
+          <w:pPr>
+            <w:spacing w:after="0"/>
+            <w:jc w:val="right"/>
+          </w:pPr>
+          <w:r>
+            <w:rPr>
+              <w:rFonts w:ascii="Aptos" w:hAnsi="Aptos"/>
+              <w:b/>
+              <w:color w:val="FFFFFF"/>
+              <w:sz w:val="16"/>
+            </w:rPr>
+            <w:t>STUDENT HANDOUT</w:t>
+          </w:r>
+        </w:p>
+      </w:tc>
+    </w:tr>
+  </w:tbl>
+</w:hdr>
 </file>
 
 <file path=word/numbering.xml><?xml version="1.0" encoding="utf-8"?>
@@ -1205,7 +2269,8 @@
     <w:rsid w:val="00FC693F"/>
     <w:rPr>
       <w:rFonts w:ascii="Aptos" w:hAnsi="Aptos"/>
-      <w:sz w:val="20"/>
+      <w:color w:val="17231F"/>
+      <w:sz w:val="19"/>
     </w:rPr>
   </w:style>
   <w:style w:type="paragraph" w:styleId="Header">
@@ -1267,11 +2332,11 @@
       <w:outlineLvl w:val="0"/>
     </w:pPr>
     <w:rPr>
-      <w:rFonts w:asciiTheme="majorHAnsi" w:eastAsiaTheme="majorEastAsia" w:hAnsiTheme="majorHAnsi" w:cstheme="majorBidi" w:ascii="Aptos Display" w:hAnsi="Aptos Display"/>
+      <w:rFonts w:asciiTheme="majorHAnsi" w:eastAsiaTheme="majorEastAsia" w:hAnsiTheme="majorHAnsi" w:cstheme="majorBidi" w:ascii="Georgia" w:hAnsi="Georgia"/>
       <w:b/>
       <w:bCs/>
-      <w:color w:val="1D4A32"/>
-      <w:sz w:val="32"/>
+      <w:color w:val="003F35"/>
+      <w:sz w:val="36"/>
       <w:szCs w:val="28"/>
     </w:rPr>
   </w:style>
@@ -1291,10 +2356,10 @@
       <w:outlineLvl w:val="1"/>
     </w:pPr>
     <w:rPr>
-      <w:rFonts w:asciiTheme="majorHAnsi" w:eastAsiaTheme="majorEastAsia" w:hAnsiTheme="majorHAnsi" w:cstheme="majorBidi" w:ascii="Aptos Display" w:hAnsi="Aptos Display"/>
+      <w:rFonts w:asciiTheme="majorHAnsi" w:eastAsiaTheme="majorEastAsia" w:hAnsiTheme="majorHAnsi" w:cstheme="majorBidi" w:ascii="Georgia" w:hAnsi="Georgia"/>
       <w:b/>
       <w:bCs/>
-      <w:color w:val="1D4A32"/>
+      <w:color w:val="005C49"/>
       <w:sz w:val="26"/>
       <w:szCs w:val="26"/>
     </w:rPr>
@@ -1315,11 +2380,11 @@
       <w:outlineLvl w:val="2"/>
     </w:pPr>
     <w:rPr>
-      <w:rFonts w:asciiTheme="majorHAnsi" w:eastAsiaTheme="majorEastAsia" w:hAnsiTheme="majorHAnsi" w:cstheme="majorBidi" w:ascii="Aptos Display" w:hAnsi="Aptos Display"/>
+      <w:rFonts w:asciiTheme="majorHAnsi" w:eastAsiaTheme="majorEastAsia" w:hAnsiTheme="majorHAnsi" w:cstheme="majorBidi" w:ascii="Georgia" w:hAnsi="Georgia"/>
       <w:b/>
       <w:bCs/>
-      <w:color w:val="1D4A32"/>
-      <w:sz w:val="22"/>
+      <w:color w:val="10223B"/>
+      <w:sz w:val="21"/>
     </w:rPr>
   </w:style>
   <w:style w:type="paragraph" w:styleId="Heading4">
